--- a/backend/secure-files/portfolios-docx/NMX-09.docx
+++ b/backend/secure-files/portfolios-docx/NMX-09.docx
@@ -1048,6 +1048,62 @@
         <w:t>NMX-09 aplica el método LMS de los Patrones de Crecimiento Infantil de la OMS (2006) para transformar una medición antropométrica en percentil y puntuación Z. En su versión analizada incorpora el indicador peso para la edad (0–60 meses). Los coeficientes LMS provienen de las tablas oficiales de la OMS (hechos publicados), y la hoja FUENTES documenta su origen y nivel de verificación. Es un motor de la Fase 1 que provee la maquinaria de percentiles reutilizable por herramientas pediátricas de la suite.</w:t>
       </w:r>
     </w:p>
+    <w:p>
+      <w:pPr>
+        <w:keepNext/>
+        <w:spacing w:before="120" w:after="20"/>
+        <w:jc w:val="center"/>
+      </w:pPr>
+      <w:r>
+        <w:drawing>
+          <wp:inline xmlns:a="http://schemas.openxmlformats.org/drawingml/2006/main" xmlns:pic="http://schemas.openxmlformats.org/drawingml/2006/picture">
+            <wp:extent cx="5580000" cy="4311818"/>
+            <wp:docPr id="1" name="Picture 1"/>
+            <wp:cNvGraphicFramePr>
+              <a:graphicFrameLocks noChangeAspect="1"/>
+            </wp:cNvGraphicFramePr>
+            <a:graphic>
+              <a:graphicData uri="http://schemas.openxmlformats.org/drawingml/2006/picture">
+                <pic:pic>
+                  <pic:nvPicPr>
+                    <pic:cNvPr id="0" name="NMX-09_01_INICIO.png"/>
+                    <pic:cNvPicPr/>
+                  </pic:nvPicPr>
+                  <pic:blipFill>
+                    <a:blip r:embed="rId10"/>
+                    <a:stretch>
+                      <a:fillRect/>
+                    </a:stretch>
+                  </pic:blipFill>
+                  <pic:spPr>
+                    <a:xfrm>
+                      <a:off x="0" y="0"/>
+                      <a:ext cx="5580000" cy="4311818"/>
+                    </a:xfrm>
+                    <a:prstGeom prst="rect"/>
+                  </pic:spPr>
+                </pic:pic>
+              </a:graphicData>
+            </a:graphic>
+          </wp:inline>
+        </w:drawing>
+      </w:r>
+    </w:p>
+    <w:p>
+      <w:pPr>
+        <w:spacing w:before="0" w:after="160"/>
+        <w:jc w:val="center"/>
+      </w:pPr>
+      <w:r>
+        <w:rPr>
+          <w:rFonts w:ascii="Calibri" w:hAnsi="Calibri"/>
+          <w:b/>
+          <w:color w:val="45565E"/>
+          <w:sz w:val="17"/>
+        </w:rPr>
+        <w:t>Figura 1. Vista inicial (hoja INICIO).</w:t>
+      </w:r>
+    </w:p>
     <w:tbl>
       <w:tblPr>
         <w:tblW w:type="auto" w:w="0"/>
@@ -1926,6 +1982,62 @@
         <w:t>Sexo, Edad (meses), Peso</w:t>
       </w:r>
     </w:p>
+    <w:p>
+      <w:pPr>
+        <w:keepNext/>
+        <w:spacing w:before="120" w:after="20"/>
+        <w:jc w:val="center"/>
+      </w:pPr>
+      <w:r>
+        <w:drawing>
+          <wp:inline xmlns:a="http://schemas.openxmlformats.org/drawingml/2006/main" xmlns:pic="http://schemas.openxmlformats.org/drawingml/2006/picture">
+            <wp:extent cx="5580000" cy="4311818"/>
+            <wp:docPr id="2" name="Picture 2"/>
+            <wp:cNvGraphicFramePr>
+              <a:graphicFrameLocks noChangeAspect="1"/>
+            </wp:cNvGraphicFramePr>
+            <a:graphic>
+              <a:graphicData uri="http://schemas.openxmlformats.org/drawingml/2006/picture">
+                <pic:pic>
+                  <pic:nvPicPr>
+                    <pic:cNvPr id="0" name="NMX-09_09_DATOS.png"/>
+                    <pic:cNvPicPr/>
+                  </pic:nvPicPr>
+                  <pic:blipFill>
+                    <a:blip r:embed="rId11"/>
+                    <a:stretch>
+                      <a:fillRect/>
+                    </a:stretch>
+                  </pic:blipFill>
+                  <pic:spPr>
+                    <a:xfrm>
+                      <a:off x="0" y="0"/>
+                      <a:ext cx="5580000" cy="4311818"/>
+                    </a:xfrm>
+                    <a:prstGeom prst="rect"/>
+                  </pic:spPr>
+                </pic:pic>
+              </a:graphicData>
+            </a:graphic>
+          </wp:inline>
+        </w:drawing>
+      </w:r>
+    </w:p>
+    <w:p>
+      <w:pPr>
+        <w:spacing w:before="0" w:after="160"/>
+        <w:jc w:val="center"/>
+      </w:pPr>
+      <w:r>
+        <w:rPr>
+          <w:rFonts w:ascii="Calibri" w:hAnsi="Calibri"/>
+          <w:b/>
+          <w:color w:val="45565E"/>
+          <w:sz w:val="17"/>
+        </w:rPr>
+        <w:t>Figura 2. Pantalla de ingreso de datos.</w:t>
+      </w:r>
+    </w:p>
     <w:tbl>
       <w:tblPr>
         <w:tblW w:type="auto" w:w="0"/>
@@ -2273,6 +2385,62 @@
         </w:tc>
       </w:tr>
     </w:tbl>
+    <w:p>
+      <w:pPr>
+        <w:keepNext/>
+        <w:spacing w:before="120" w:after="20"/>
+        <w:jc w:val="center"/>
+      </w:pPr>
+      <w:r>
+        <w:drawing>
+          <wp:inline xmlns:a="http://schemas.openxmlformats.org/drawingml/2006/main" xmlns:pic="http://schemas.openxmlformats.org/drawingml/2006/picture">
+            <wp:extent cx="5580000" cy="4311818"/>
+            <wp:docPr id="3" name="Picture 3"/>
+            <wp:cNvGraphicFramePr>
+              <a:graphicFrameLocks noChangeAspect="1"/>
+            </wp:cNvGraphicFramePr>
+            <a:graphic>
+              <a:graphicData uri="http://schemas.openxmlformats.org/drawingml/2006/picture">
+                <pic:pic>
+                  <pic:nvPicPr>
+                    <pic:cNvPr id="0" name="NMX-09_05_RESULTADOS_01.png"/>
+                    <pic:cNvPicPr/>
+                  </pic:nvPicPr>
+                  <pic:blipFill>
+                    <a:blip r:embed="rId12"/>
+                    <a:stretch>
+                      <a:fillRect/>
+                    </a:stretch>
+                  </pic:blipFill>
+                  <pic:spPr>
+                    <a:xfrm>
+                      <a:off x="0" y="0"/>
+                      <a:ext cx="5580000" cy="4311818"/>
+                    </a:xfrm>
+                    <a:prstGeom prst="rect"/>
+                  </pic:spPr>
+                </pic:pic>
+              </a:graphicData>
+            </a:graphic>
+          </wp:inline>
+        </w:drawing>
+      </w:r>
+    </w:p>
+    <w:p>
+      <w:pPr>
+        <w:spacing w:before="0" w:after="160"/>
+        <w:jc w:val="center"/>
+      </w:pPr>
+      <w:r>
+        <w:rPr>
+          <w:rFonts w:ascii="Calibri" w:hAnsi="Calibri"/>
+          <w:b/>
+          <w:color w:val="45565E"/>
+          <w:sz w:val="17"/>
+        </w:rPr>
+        <w:t>Figura 3. Visualización de resultados.</w:t>
+      </w:r>
+    </w:p>
     <w:tbl>
       <w:tblPr>
         <w:tblW w:type="auto" w:w="0"/>
@@ -2843,6 +3011,62 @@
         </w:tc>
       </w:tr>
     </w:tbl>
+    <w:p>
+      <w:pPr>
+        <w:keepNext/>
+        <w:spacing w:before="120" w:after="20"/>
+        <w:jc w:val="center"/>
+      </w:pPr>
+      <w:r>
+        <w:drawing>
+          <wp:inline xmlns:a="http://schemas.openxmlformats.org/drawingml/2006/main" xmlns:pic="http://schemas.openxmlformats.org/drawingml/2006/picture">
+            <wp:extent cx="5580000" cy="4311818"/>
+            <wp:docPr id="4" name="Picture 4"/>
+            <wp:cNvGraphicFramePr>
+              <a:graphicFrameLocks noChangeAspect="1"/>
+            </wp:cNvGraphicFramePr>
+            <a:graphic>
+              <a:graphicData uri="http://schemas.openxmlformats.org/drawingml/2006/picture">
+                <pic:pic>
+                  <pic:nvPicPr>
+                    <pic:cNvPr id="0" name="NMX-09_08_FUENTES.png"/>
+                    <pic:cNvPicPr/>
+                  </pic:nvPicPr>
+                  <pic:blipFill>
+                    <a:blip r:embed="rId13"/>
+                    <a:stretch>
+                      <a:fillRect/>
+                    </a:stretch>
+                  </pic:blipFill>
+                  <pic:spPr>
+                    <a:xfrm>
+                      <a:off x="0" y="0"/>
+                      <a:ext cx="5580000" cy="4311818"/>
+                    </a:xfrm>
+                    <a:prstGeom prst="rect"/>
+                  </pic:spPr>
+                </pic:pic>
+              </a:graphicData>
+            </a:graphic>
+          </wp:inline>
+        </w:drawing>
+      </w:r>
+    </w:p>
+    <w:p>
+      <w:pPr>
+        <w:spacing w:before="0" w:after="160"/>
+        <w:jc w:val="center"/>
+      </w:pPr>
+      <w:r>
+        <w:rPr>
+          <w:rFonts w:ascii="Calibri" w:hAnsi="Calibri"/>
+          <w:b/>
+          <w:color w:val="45565E"/>
+          <w:sz w:val="17"/>
+        </w:rPr>
+        <w:t>Figura 4. Fuentes y trazabilidad.</w:t>
+      </w:r>
+    </w:p>
     <w:tbl>
       <w:tblPr>
         <w:tblW w:type="auto" w:w="0"/>
@@ -3281,32 +3505,73 @@
     </w:p>
     <w:p>
       <w:pPr>
-        <w:spacing w:before="40" w:after="40" w:line="276" w:lineRule="auto"/>
+        <w:keepNext/>
+        <w:spacing w:before="120" w:after="20"/>
+        <w:jc w:val="center"/>
+      </w:pPr>
+      <w:r>
+        <w:drawing>
+          <wp:inline xmlns:a="http://schemas.openxmlformats.org/drawingml/2006/main" xmlns:pic="http://schemas.openxmlformats.org/drawingml/2006/picture">
+            <wp:extent cx="5580000" cy="4311818"/>
+            <wp:docPr id="5" name="Picture 5"/>
+            <wp:cNvGraphicFramePr>
+              <a:graphicFrameLocks noChangeAspect="1"/>
+            </wp:cNvGraphicFramePr>
+            <a:graphic>
+              <a:graphicData uri="http://schemas.openxmlformats.org/drawingml/2006/picture">
+                <pic:pic>
+                  <pic:nvPicPr>
+                    <pic:cNvPr id="0" name="NMX-09_05_RESULTADOS_02.png"/>
+                    <pic:cNvPicPr/>
+                  </pic:nvPicPr>
+                  <pic:blipFill>
+                    <a:blip r:embed="rId14"/>
+                    <a:stretch>
+                      <a:fillRect/>
+                    </a:stretch>
+                  </pic:blipFill>
+                  <pic:spPr>
+                    <a:xfrm>
+                      <a:off x="0" y="0"/>
+                      <a:ext cx="5580000" cy="4311818"/>
+                    </a:xfrm>
+                    <a:prstGeom prst="rect"/>
+                  </pic:spPr>
+                </pic:pic>
+              </a:graphicData>
+            </a:graphic>
+          </wp:inline>
+        </w:drawing>
+      </w:r>
+    </w:p>
+    <w:p>
+      <w:pPr>
+        <w:spacing w:before="0" w:after="160"/>
+        <w:jc w:val="center"/>
       </w:pPr>
       <w:r>
         <w:rPr>
           <w:rFonts w:ascii="Calibri" w:hAnsi="Calibri"/>
           <w:b/>
-          <w:i w:val="0"/>
-          <w:color w:val="C08A2B"/>
-          <w:sz w:val="20"/>
+          <w:color w:val="45565E"/>
+          <w:sz w:val="17"/>
         </w:rPr>
-        <w:t>CAPTURA_NO_GENERADA_POR_LIMITACIÓN_DEL_ENTORNO.</w:t>
+        <w:t>Figura 5. Visualización de resultados.</w:t>
       </w:r>
     </w:p>
     <w:p>
       <w:pPr>
-        <w:spacing w:before="40" w:after="80" w:line="276" w:lineRule="auto"/>
+        <w:spacing w:after="120"/>
+        <w:jc w:val="center"/>
       </w:pPr>
       <w:r>
         <w:rPr>
           <w:rFonts w:ascii="Calibri" w:hAnsi="Calibri"/>
-          <w:b w:val="0"/>
-          <w:i w:val="0"/>
+          <w:i/>
           <w:color w:val="45565E"/>
-          <w:sz w:val="19"/>
+          <w:sz w:val="15"/>
         </w:rPr>
-        <w:t>El entorno de generación de este portafolio no renderiza de forma fiel el archivo XLSX original, por lo que no se incluyen capturas simuladas. Las hojas reales del libro pueden abrirse en Microsoft Excel según la compatibilidad indicada.</w:t>
+        <w:t>Captura real del archivo Excel NUTRIMETRÍA correspondiente al producto.</w:t>
       </w:r>
     </w:p>
     <w:tbl>
